--- a/МСОИ, тесты/МСОИ, тест 1, ответы.docx
+++ b/МСОИ, тесты/МСОИ, тест 1, ответы.docx
@@ -504,16 +504,7 @@
                   <w:rPr>
                     <w:rFonts w:ascii="Cambria Math" w:hAnsi="Cambria Math"/>
                   </w:rPr>
-                  <m:t>1</m:t>
-                </m:r>
-                <m:r>
-                  <m:rPr>
-                    <m:sty m:val="bi"/>
-                  </m:rPr>
-                  <w:rPr>
-                    <w:rFonts w:ascii="Cambria Math" w:hAnsi="Cambria Math"/>
-                  </w:rPr>
-                  <m:t>,</m:t>
+                  <m:t>1,</m:t>
                 </m:r>
                 <m:r>
                   <m:rPr>
@@ -619,16 +610,7 @@
                   <w:rPr>
                     <w:rFonts w:ascii="Cambria Math" w:hAnsi="Cambria Math"/>
                   </w:rPr>
-                  <m:t>1</m:t>
-                </m:r>
-                <m:r>
-                  <m:rPr>
-                    <m:sty m:val="bi"/>
-                  </m:rPr>
-                  <w:rPr>
-                    <w:rFonts w:ascii="Cambria Math" w:hAnsi="Cambria Math"/>
-                  </w:rPr>
-                  <m:t>,</m:t>
+                  <m:t>1,</m:t>
                 </m:r>
                 <m:r>
                   <m:rPr>
@@ -942,16 +924,8 @@
         <w:rPr>
           <w:rFonts w:eastAsiaTheme="minorEastAsia"/>
         </w:rPr>
-        <w:t>определяется по таблице Фишера-</w:t>
-      </w:r>
-      <w:proofErr w:type="spellStart"/>
-      <w:r>
-        <w:rPr>
-          <w:rFonts w:eastAsiaTheme="minorEastAsia"/>
-        </w:rPr>
-        <w:t>Иейтса</w:t>
-      </w:r>
-      <w:proofErr w:type="spellEnd"/>
+        <w:t>определяется по таблице Фишера-Иейтса</w:t>
+      </w:r>
       <w:r>
         <w:rPr>
           <w:rFonts w:eastAsiaTheme="minorEastAsia"/>
@@ -2380,13 +2354,7 @@
                   <w:rPr>
                     <w:rFonts w:ascii="Cambria Math" w:hAnsi="Cambria Math"/>
                   </w:rPr>
-                  <m:t>1,</m:t>
-                </m:r>
-                <m:r>
-                  <w:rPr>
-                    <w:rFonts w:ascii="Cambria Math" w:hAnsi="Cambria Math"/>
-                  </w:rPr>
-                  <m:t>2</m:t>
+                  <m:t>1,2</m:t>
                 </m:r>
               </m:num>
               <m:den>
@@ -3073,6 +3041,7 @@
     </w:p>
     <w:p>
       <w:pPr>
+        <w:jc w:val="center"/>
         <w:rPr>
           <w:lang w:val="en-US"/>
         </w:rPr>
@@ -5941,6 +5910,7 @@
     </w:p>
     <w:p>
       <w:pPr>
+        <w:jc w:val="center"/>
         <w:rPr>
           <w:lang w:val="en-US"/>
         </w:rPr>

--- a/МСОИ, тесты/МСОИ, тест 1, ответы.docx
+++ b/МСОИ, тесты/МСОИ, тест 1, ответы.docx
@@ -16,19 +16,22 @@
         <w:t xml:space="preserve">/ </w:t>
       </w:r>
       <w:r>
+        <w:t>Тест</w:t>
+      </w:r>
+      <w:r>
+        <w:t xml:space="preserve"> </w:t>
+      </w:r>
+      <w:r>
+        <w:t>1</w:t>
+      </w:r>
+      <w:r>
+        <w:t xml:space="preserve"> </w:t>
+      </w:r>
+      <w:r>
+        <w:t xml:space="preserve">/ </w:t>
+      </w:r>
+      <w:r>
         <w:t>Корреляционный анализ</w:t>
-      </w:r>
-      <w:r>
-        <w:t xml:space="preserve"> </w:t>
-      </w:r>
-      <w:r>
-        <w:t xml:space="preserve">/ </w:t>
-      </w:r>
-      <w:r>
-        <w:t>Тест</w:t>
-      </w:r>
-      <w:r>
-        <w:t xml:space="preserve"> </w:t>
       </w:r>
     </w:p>
     <w:p>
@@ -924,8 +927,16 @@
         <w:rPr>
           <w:rFonts w:eastAsiaTheme="minorEastAsia"/>
         </w:rPr>
-        <w:t>определяется по таблице Фишера-Иейтса</w:t>
-      </w:r>
+        <w:t>определяется по таблице Фишера-</w:t>
+      </w:r>
+      <w:proofErr w:type="spellStart"/>
+      <w:r>
+        <w:rPr>
+          <w:rFonts w:eastAsiaTheme="minorEastAsia"/>
+        </w:rPr>
+        <w:t>Иейтса</w:t>
+      </w:r>
+      <w:proofErr w:type="spellEnd"/>
       <w:r>
         <w:rPr>
           <w:rFonts w:eastAsiaTheme="minorEastAsia"/>
